--- a/output/CV_NicolasQiGUO_Orano.docx
+++ b/output/CV_NicolasQiGUO_Orano.docx
@@ -1224,7 +1224,7 @@
         <w:tab/>
         <w:t>Cadrage, recueil des besoins, spécifications, recette, mise en production</w:t>
         <w:br/>
-        <w:t>Gouvernance (COPIL / COSUI), risques, KPI – Cycle en V, hybride (notions Agile)</w:t>
+        <w:t>Gouvernance (COPIL / COSUI), risques, KPI – Cycle en V, hybride, Agile (notions)</w:t>
       </w:r>
     </w:p>
     <w:p>
